--- a/manuscript/CRC_Results.docx
+++ b/manuscript/CRC_Results.docx
@@ -119,7 +119,7 @@
           <w:sz w:val="24"/>
           <w:szCs w:val="24"/>
         </w:rPr>
-        <w:t xml:space="preserve">Under pooled five-fold stratified cross-validation, the healthy-versus-adenoma task yielded AUCs of 0.681 (RF) and 0.709 (XGBoost); the adenoma-versus-CRC task yielded AUCs of 0.787 (RF) and 0.809 (XGBoost). The secondary cross-cohort LODO analysis across the three adenoma-containing cohorts showed substantially lower performance: healthy-versus-adenoma AUCs ranged from 0.58 to 0.62, and adenoma-versus-CRC AUCs ranged from 0.67 to 0.69. This degradation is consistent with the small per-cohort sample sizes (n = 27 to 47 adenoma per cohort) and the known molecular heterogeneity of precancerous adenomas.</w:t>
+        <w:t>Under pooled five-fold stratified cross-validation, the healthy-versus-adenoma task yielded AUCs of 0.681 (RF) and 0.709 (XGBoost); the adenoma-versus-CRC task yielded AUCs of 0.787 (RF) and 0.809 (XGBoost). The secondary cross-cohort LODO analysis across the three adenoma-containing cohorts (FengQ_2015, ZellerG_2014, ThomasAM_2018a) showed performance at or near chance: healthy-versus-adenoma mean LODO AUCs were 0.509 (RF) and 0.453 (XGBoost) with per-cohort range 0.379 to 0.582, and adenoma-versus-CRC mean LODO AUCs were 0.583 (RF) and 0.515 (XGBoost) with per-cohort range 0.456 to 0.631. The collapse from within-cohort five-fold cross-validation to LODO is consistent with the small per-cohort sample sizes (n = 27 to 47 adenoma per cohort) and indicates that the within-cohort adenoma signal does not transfer across studies in this dataset.</w:t>
       </w:r>
     </w:p>
     <w:p>
@@ -179,7 +179,7 @@
           <w:sz w:val="24"/>
           <w:szCs w:val="24"/>
         </w:rPr>
-        <w:t xml:space="preserve">Across the 20-combination threshold grid, the species-plus-pathway RF LODO AUC ranged from 0.773 to 0.789 (spread = 0.016), confirming that the default thresholds (prevalence ≥ 10%, mean ≥ 1 × 10</w:t>
+        <w:t>Across the 20-cell threshold grid, the species-plus-pathway RF LODO mean per-cohort AUC ranged from 0.773 to 0.811 (full grid spread 0.038). Excluding the degenerate mean &gt;= 1e-3 column, which retains only two pathways and effectively reduces the joint model to species-only at AUC 0.811, the spread tightens to 0.016 (range 0.773 to 0.789) across the 16 substantively non-degenerate cells, confirming that the default thresholds (prevalence &gt;= 10%, mean &gt;= 1 x 10-6) are near-optimal and qualitative conclusions are not sensitive to the specific cutoffs chosen (Supplementary Table S1).</w:t>
       </w:r>
       <w:r>
         <w:rPr>
@@ -188,15 +188,13 @@
           <w:szCs w:val="24"/>
           <w:vertAlign w:val="superscript"/>
         </w:rPr>
-        <w:t xml:space="preserve">-6</w:t>
-      </w:r>
-      <w:r>
-        <w:rPr>
-          <w:rFonts w:ascii="Times New Roman" w:cs="Times New Roman" w:eastAsia="Times New Roman" w:hAnsi="Times New Roman"/>
-          <w:sz w:val="24"/>
-          <w:szCs w:val="24"/>
-        </w:rPr>
-        <w:t xml:space="preserve">) are near-optimal and that qualitative conclusions are not sensitive to the specific cutoffs chosen (Supplementary Table S1).</w:t>
+      </w:r>
+      <w:r>
+        <w:rPr>
+          <w:rFonts w:ascii="Times New Roman" w:cs="Times New Roman" w:eastAsia="Times New Roman" w:hAnsi="Times New Roman"/>
+          <w:sz w:val="24"/>
+          <w:szCs w:val="24"/>
+        </w:rPr>
       </w:r>
     </w:p>
     <w:p>

--- a/manuscript/CRC_Results.docx
+++ b/manuscript/CRC_Results.docx
@@ -45,7 +45,7 @@
           <w:sz w:val="24"/>
           <w:szCs w:val="24"/>
         </w:rPr>
-        <w:t xml:space="preserve">The species-only RF achieved a pooled LODO AUC of 0.810 (95% CI: 0.777 to 0.841), with per-cohort AUCs ranging from 0.730 (VogtmannE_2016; 95% CI: 0.629 to 0.823) to 0.868 (YuJ_2015; 95% CI: 0.798 to 0.930). The joint species-plus-pathway RF achieved a pooled AUC of 0.776 (95% CI: 0.739 to 0.811), and the joint XGBoost achieved a pooled AUC of 0.781 (95% CI: 0.745 to 0.816). Per-cohort AUCs and bootstrap confidence intervals for all three models are reported in Supplementary Table S2.</w:t>
+        <w:t>The species-only RF achieved a pooled LODO AUC of 0.810 (95% CI: 0.777 to 0.841), with per-cohort AUCs ranging from 0.730 (VogtmannE_2016; 95% CI: 0.629 to 0.824) to 0.868 (YuJ_2015; 95% CI: 0.801 to 0.927). The joint species-plus-pathway RF achieved a pooled AUC of 0.776 (95% CI: 0.740 to 0.811), and the joint XGBoost achieved a pooled AUC of 0.781 (95% CI: 0.746 to 0.816). Per-cohort AUCs and bootstrap confidence intervals for all three models are reported in Supplementary Table S2.</w:t>
       </w:r>
     </w:p>
     <w:p>
@@ -149,7 +149,7 @@
           <w:sz w:val="24"/>
           <w:szCs w:val="24"/>
         </w:rPr>
-        <w:t xml:space="preserve">Inclusion of age, sex, and BMI as covariates produced minimal change relative to the species-only baseline (pooled AUC 0.803): direct inclusion yielded AUC 0.808 (RF) and 0.812 (XGBoost); residualization yielded AUC 0.807 (RF) and 0.799 (XGBoost). These results confirm that the classifier's discriminative capacity is not driven by demographic confounders.</w:t>
+        <w:t>Inclusion of age, sex, and BMI as covariates produced minimal change relative to the species-only baseline (pooled AUC 0.803): direct inclusion yielded AUC 0.808 (RF) and 0.807 (XGBoost); residualization yielded AUC 0.807 (RF) and 0.816 (XGBoost). These results confirm that the classifier's discrimination is not driven by demographic or anthropometric confounders.</w:t>
       </w:r>
     </w:p>
     <w:p>

--- a/manuscript/CRC_Results.docx
+++ b/manuscript/CRC_Results.docx
@@ -120,6 +120,16 @@
           <w:szCs w:val="24"/>
         </w:rPr>
         <w:t>Under pooled five-fold stratified cross-validation, the healthy-versus-adenoma task yielded AUCs of 0.681 (RF) and 0.709 (XGBoost); the adenoma-versus-CRC task yielded AUCs of 0.787 (RF) and 0.809 (XGBoost). The secondary cross-cohort LODO analysis across the three adenoma-containing cohorts (FengQ_2015, ZellerG_2014, ThomasAM_2018a) showed performance at or near chance: healthy-versus-adenoma mean LODO AUCs were 0.509 (RF) and 0.453 (XGBoost) with per-cohort range 0.379 to 0.582, and adenoma-versus-CRC mean LODO AUCs were 0.583 (RF) and 0.515 (XGBoost) with per-cohort range 0.456 to 0.631. The collapse from within-cohort five-fold cross-validation to LODO is consistent with the small per-cohort sample sizes (n = 27 to 47 adenoma per cohort) and indicates that the within-cohort adenoma signal does not transfer across studies in this dataset.</w:t>
+      </w:r>
+    </w:p>
+    <w:p>
+      <w:pPr/>
+      <w:r>
+        <w:rPr>
+          <w:b w:val="0"/>
+          <w:i w:val="0"/>
+        </w:rPr>
+        <w:t>To examine whether the species and pathway features driving adenoma classification overlap with those driving CRC classification, we computed mean absolute SHAP values for each of the three classifiers (healthy versus adenoma, CRC versus healthy, and adenoma versus CRC) and ranked the top 10 features in each (Figure 4, panels A-C). The healthy-versus-adenoma classifier (panel A) emphasized metabolic-pathway commensal-depletion signals (PANTOSYN-PWY, PANTO-PWY, PWY-621), while the two classifiers involving CRC samples (panels B and C) emphasized oral-pathobiont colonization features (Parvimonas micra, Peptostreptococcus stomatis, Fusobacterium nucleatum, Gemella morbillorum). The shift in top-ranked features between the adenoma and CRC classifiers is consistent with a stepwise oral-pathobiont enrichment along the adenoma-carcinoma sequence and supports treating adenoma and CRC as biologically distinct microbiome states rather than points on a continuous severity gradient.</w:t>
       </w:r>
     </w:p>
     <w:p>

--- a/manuscript/CRC_Results.docx
+++ b/manuscript/CRC_Results.docx
@@ -45,7 +45,7 @@
           <w:sz w:val="24"/>
           <w:szCs w:val="24"/>
         </w:rPr>
-        <w:t>The species-only RF achieved a pooled LODO AUC of 0.810 (95% CI: 0.777 to 0.841), with per-cohort AUCs ranging from 0.730 (VogtmannE_2016; 95% CI: 0.629 to 0.824) to 0.868 (YuJ_2015; 95% CI: 0.801 to 0.927). The joint species-plus-pathway RF achieved a pooled AUC of 0.776 (95% CI: 0.740 to 0.811), and the joint XGBoost achieved a pooled AUC of 0.781 (95% CI: 0.746 to 0.816). Per-cohort AUCs and bootstrap confidence intervals for all three models are reported in Supplementary Table S2.</w:t>
+        <w:t>The species-only RF achieved a pooled LODO AUC of 0.810 (95% CI: 0.776 to 0.841), with per-cohort AUCs ranging from 0.730 (VogtmannE_2016; 95% CI: 0.629 to 0.824) to 0.868 (YuJ_2015; 95% CI: 0.801 to 0.927). The joint species-plus-pathway RF achieved a pooled AUC of 0.776 (95% CI: 0.740 to 0.811), and the joint XGBoost achieved a pooled AUC of 0.781 (95% CI: 0.746 to 0.816). Per-cohort AUCs and bootstrap confidence intervals for all three models are reported in Supplementary Table S2.</w:t>
       </w:r>
     </w:p>
     <w:p>

--- a/manuscript/CRC_Results.docx
+++ b/manuscript/CRC_Results.docx
@@ -20,7 +20,7 @@
     </w:p>
     <w:p>
       <w:r>
-        <w:t>The analysis dataset comprised 1,522 unique subjects across 10 cohorts: 674 CRC cases, 665 controls, and 183 adenomas, spanning 9 countries (Austria, China, France, Germany, India, Italy, Japan, USA; Table 1). Per-cohort sample sizes ranged from 60 (GuptaA_2019, ThomasAM_2018b) to 575 (YachidaS_2019). After global filtering (prevalence ≥ 10%, mean ≥ 1e-4) and log10(x + 1e-6) transformation, 229 MetaPhlAn species features were retained. From HUMAnN unstratified pathway tables, 551 candidate pathways entered the per-fold filter; 402–406 pathways were retained per LODO fold after the prevalence ≥ 10% / mean ≥ 1e-6 filter computed on training-cohort samples only.</w:t>
+        <w:t>The analysis dataset comprised 1,522 unique subjects across 10 cohorts: 674 CRC cases, 665 controls, and 183 adenomas, spanning 8 countries (Austria, China, France, Germany, India, Italy, Japan, USA; Table 1). Per-cohort sample sizes ranged from 60 (GuptaA_2019, ThomasAM_2018b) to 575 (YachidaS_2019). After global filtering (prevalence ≥ 10%, mean ≥ 1e-4) and log10(x + 1e-6) transformation, 229 MetaPhlAn species features were retained. From HUMAnN unstratified pathway tables, 551 candidate pathways entered the per-fold filter; 402–406 pathways were retained per LODO fold after the prevalence ≥ 10% / mean ≥ 1e-6 filter computed on training-cohort samples only.</w:t>
       </w:r>
     </w:p>
     <w:p>
@@ -51,7 +51,16 @@
         <w:t>0.781 (95% CI 0.757–0.805)</w:t>
       </w:r>
       <w:r>
-        <w:t xml:space="preserve"> across all 1,339 case/control predictions. Per-cohort AUCs ranged from 0.694 (ThomasAM_2018a; n_test = 53) to 0.882 (GuptaA_2019, n_test = 60; WirbelJ_2018, n_test = 125) (Figure 1; Supplementary Table S2). The largest fold, YachidaS_2019 (n_test = 508), reached an AUC of 0.708; its size dominates the pooled estimate and the DeLong comparison.</w:t>
+        <w:t xml:space="preserve"> across all 1,339 case/control predictions. Per-cohort AUCs ranged from 0.694 (ThomasAM_2018a; n_test = 53) to 0.882 (GuptaA_2019, n_test = 60; WirbelJ_2018, n_test = 125) (Figure 1; Supplementary Table S2). The largest fold, YachidaS_2019 (n_test = 508), reached an AUC of 0.708; its size dominates the pooled estimate and the DeLong comparison. At a fixed specificity of 90%, species RF achieves a sensitivity of 49.9% (</w:t>
+      </w:r>
+      <w:r>
+        <w:rPr>
+          <w:rFonts w:ascii="Courier New" w:hAnsi="Courier New"/>
+        </w:rPr>
+        <w:t>results/diagnostics/sens_at_fixed_spec.csv</w:t>
+      </w:r>
+      <w:r>
+        <w:t>); at 95% specificity, 39.8% (same table).</w:t>
       </w:r>
     </w:p>
     <w:p>

--- a/manuscript/CRC_Results.docx
+++ b/manuscript/CRC_Results.docx
@@ -20,7 +20,34 @@
     </w:p>
     <w:p>
       <w:r>
-        <w:t>The analysis dataset comprised 1,522 unique subjects across 10 cohorts: 674 CRC cases, 665 controls, and 183 adenomas, spanning 8 countries (Austria, China, France, Germany, India, Italy, Japan, USA; Table 1). Per-cohort sample sizes ranged from 60 (GuptaA_2019, ThomasAM_2018b) to 575 (YachidaS_2019). After global filtering (prevalence ≥ 10%, mean ≥ 1e-4) and log10(x + 1e-6) transformation, 229 MetaPhlAn species features were retained. From HUMAnN unstratified pathway tables, 551 candidate pathways entered the per-fold filter; 402–406 pathways were retained per LODO fold after the prevalence ≥ 10% / mean ≥ 1e-6 filter computed on training-cohort samples only.</w:t>
+        <w:t xml:space="preserve">The analysis dataset comprised 1,522 unique subjects across 10 cohorts: 674 CRC cases, 665 controls, and 183 adenomas, spanning 8 countries (Austria, China, France, Germany, India, Italy, Japan, USA; Table 1; </w:t>
+      </w:r>
+      <w:r>
+        <w:rPr>
+          <w:rFonts w:ascii="Courier New" w:hAnsi="Courier New"/>
+        </w:rPr>
+        <w:t>results/table1.csv</w:t>
+      </w:r>
+      <w:r>
+        <w:t>). Per-cohort sample sizes ranged from 60 (GuptaA_2019, ThomasAM_2018b) to 575 (YachidaS_2019). After global filtering (prevalence ≥ 10%, mean ≥ 1e-4) and log10(x + 1e-6) transformation, 229 MetaPhlAn species features were retained. From HUMAnN unstratified pathway tables, 551 candidate pathways entered the per-fold filter; 402–406 pathways were retained per LODO fold (</w:t>
+      </w:r>
+      <w:r>
+        <w:rPr>
+          <w:rFonts w:ascii="Courier New" w:hAnsi="Courier New"/>
+        </w:rPr>
+        <w:t>results/joint_results.csv</w:t>
+      </w:r>
+      <w:r>
+        <w:t xml:space="preserve">, </w:t>
+      </w:r>
+      <w:r>
+        <w:rPr>
+          <w:rFonts w:ascii="Courier New" w:hAnsi="Courier New"/>
+        </w:rPr>
+        <w:t>rf_n_features</w:t>
+      </w:r>
+      <w:r>
+        <w:t xml:space="preserve"> column minus 229 species) after the prevalence ≥ 10% / mean ≥ 1e-6 filter computed on training-cohort samples only.</w:t>
       </w:r>
     </w:p>
     <w:p>
@@ -39,7 +66,7 @@
         <w:rPr>
           <w:b/>
         </w:rPr>
-        <w:t>0.807 ± 0.065 (SD across 10 folds)</w:t>
+        <w:t>0.807 ± 0.065 (SD across 10 folds; `results/baseline_results.csv`)</w:t>
       </w:r>
       <w:r>
         <w:t xml:space="preserve"> and a pooled AUC of </w:t>
@@ -48,7 +75,7 @@
         <w:rPr>
           <w:b/>
         </w:rPr>
-        <w:t>0.781 (95% CI 0.757–0.805)</w:t>
+        <w:t>0.781 (95% CI 0.757–0.805; `results/bootstrap_ci.csv`, row `species_rf,pooled`)</w:t>
       </w:r>
       <w:r>
         <w:t xml:space="preserve"> across all 1,339 case/control predictions. Per-cohort AUCs ranged from 0.694 (ThomasAM_2018a; n_test = 53) to 0.882 (GuptaA_2019, n_test = 60; WirbelJ_2018, n_test = 125) (Figure 1; Supplementary Table S2). The largest fold, YachidaS_2019 (n_test = 508), reached an AUC of 0.708; its size dominates the pooled estimate and the DeLong comparison. At a fixed specificity of 90%, species RF achieves a sensitivity of 49.9% (</w:t>
@@ -65,7 +92,16 @@
     </w:p>
     <w:p>
       <w:r>
-        <w:t>Seed sensitivity confirmed stability: across seeds {0, 1, 2, 42, 100} the per-cohort mean AUC was 0.810 ± 0.002 (range 0.807–0.811).</w:t>
+        <w:t xml:space="preserve">Seed sensitivity confirmed stability: across seeds {0, 1, 2, 42, 100} the per-cohort mean AUC was 0.810 ± 0.002 (range 0.807–0.811; </w:t>
+      </w:r>
+      <w:r>
+        <w:rPr>
+          <w:rFonts w:ascii="Courier New" w:hAnsi="Courier New"/>
+        </w:rPr>
+        <w:t>results/seed_sensitivity.csv</w:t>
+      </w:r>
+      <w:r>
+        <w:t>).</w:t>
       </w:r>
     </w:p>
     <w:p>
@@ -84,7 +120,7 @@
         <w:rPr>
           <w:b/>
         </w:rPr>
-        <w:t>0.804 ± 0.066</w:t>
+        <w:t>0.804 ± 0.066 (`results/joint_results.csv`, `rf_auc` column)</w:t>
       </w:r>
       <w:r>
         <w:t xml:space="preserve"> and a pooled AUC of </w:t>
@@ -93,7 +129,7 @@
         <w:rPr>
           <w:b/>
         </w:rPr>
-        <w:t>0.756 (95% CI 0.731–0.781)</w:t>
+        <w:t>0.756 (95% CI 0.731–0.781; `results/bootstrap_ci.csv`, row `joint_rf,pooled`)</w:t>
       </w:r>
       <w:r>
         <w:t xml:space="preserve">. The joint XGBoost reached a per-cohort mean AUC of </w:t>
@@ -102,7 +138,7 @@
         <w:rPr>
           <w:b/>
         </w:rPr>
-        <w:t>0.797 ± 0.064</w:t>
+        <w:t>0.797 ± 0.064 (`results/joint_results.csv`, `xgb_auc` column)</w:t>
       </w:r>
       <w:r>
         <w:t xml:space="preserve"> and a pooled AUC of </w:t>
@@ -111,7 +147,7 @@
         <w:rPr>
           <w:b/>
         </w:rPr>
-        <w:t>0.766 (95% CI 0.740–0.791)</w:t>
+        <w:t>0.766 (95% CI 0.740–0.791; `results/bootstrap_ci.csv`, row `joint_xgb,pooled`)</w:t>
       </w:r>
       <w:r>
         <w:t>.</w:t>
@@ -119,7 +155,16 @@
     </w:p>
     <w:p>
       <w:r>
-        <w:t>Per-cohort paired comparisons (n = 10 folds) did not reach significance for either contrast: species RF vs joint RF (mean Δ = 0.003; paired t-test p = 0.87; Wilcoxon p = 0.38) or species RF vs joint XGBoost (mean Δ = 0.010; paired t-test p = 0.28; Wilcoxon p = 0.23). This is consistent with the low statistical power of paired tests at n = 10.</w:t>
+        <w:t xml:space="preserve">Per-cohort paired comparisons (n = 10 folds) did not reach significance for either contrast: species RF vs joint RF (mean Δ = 0.003; paired t-test p = 0.87; Wilcoxon p = 0.38) or species RF vs joint XGBoost (mean Δ = 0.010; paired t-test p = 0.28; Wilcoxon p = 0.23; all in </w:t>
+      </w:r>
+      <w:r>
+        <w:rPr>
+          <w:rFonts w:ascii="Courier New" w:hAnsi="Courier New"/>
+        </w:rPr>
+        <w:t>results/model_comparison.csv</w:t>
+      </w:r>
+      <w:r>
+        <w:t>). This is consistent with the low statistical power of paired tests at n = 10.</w:t>
       </w:r>
     </w:p>
     <w:p>
@@ -133,7 +178,16 @@
         <w:t>p = 0.0008</w:t>
       </w:r>
       <w:r>
-        <w:t xml:space="preserve">) and the joint XGBoost (ΔAUC = 0.015; z = 2.00; </w:t>
+        <w:t xml:space="preserve">; </w:t>
+      </w:r>
+      <w:r>
+        <w:rPr>
+          <w:rFonts w:ascii="Courier New" w:hAnsi="Courier New"/>
+        </w:rPr>
+        <w:t>results/delong_results.csv</w:t>
+      </w:r>
+      <w:r>
+        <w:t xml:space="preserve">, row 1) and the joint XGBoost (ΔAUC = 0.015; z = 2.00; </w:t>
       </w:r>
       <w:r>
         <w:rPr>
@@ -142,7 +196,25 @@
         <w:t>p = 0.046</w:t>
       </w:r>
       <w:r>
-        <w:t>). The two joint models did not differ significantly from one another (z = 1.30; p = 0.19). Most of the DeLong signal arises from the YachidaS_2019 fold (n_test = 508), where species RF reaches 0.708 versus 0.669 (joint RF) and 0.694 (joint XGBoost) (Figure 2; Supplementary Table S2).</w:t>
+        <w:t xml:space="preserve">; </w:t>
+      </w:r>
+      <w:r>
+        <w:rPr>
+          <w:rFonts w:ascii="Courier New" w:hAnsi="Courier New"/>
+        </w:rPr>
+        <w:t>results/delong_results.csv</w:t>
+      </w:r>
+      <w:r>
+        <w:t xml:space="preserve">, row 2). The two joint models did not differ significantly from one another (z = 1.30; p = 0.19; </w:t>
+      </w:r>
+      <w:r>
+        <w:rPr>
+          <w:rFonts w:ascii="Courier New" w:hAnsi="Courier New"/>
+        </w:rPr>
+        <w:t>results/delong_results.csv</w:t>
+      </w:r>
+      <w:r>
+        <w:t>, row 3). Most of the DeLong signal arises from the YachidaS_2019 fold (n_test = 508), where species RF reaches 0.708 versus 0.669 (joint RF) and 0.694 (joint XGBoost) (Figure 2; Supplementary Table S2).</w:t>
       </w:r>
     </w:p>
     <w:p>
@@ -178,7 +250,16 @@
         <w:t>0.794 to 0.812</w:t>
       </w:r>
       <w:r>
-        <w:t xml:space="preserve"> (full-grid spread 0.018). The default thresholds (prevalence ≥ 10%, mean ≥ 1e-6) sit near the middle of the observed range, and qualitative conclusions are insensitive to the specific cutoffs chosen (Supplementary Table S1). The 1e-3 mean column retains only two pathways and effectively reduces the joint model to a near-species-only configuration.</w:t>
+        <w:t xml:space="preserve"> (full-grid spread 0.018; </w:t>
+      </w:r>
+      <w:r>
+        <w:rPr>
+          <w:rFonts w:ascii="Courier New" w:hAnsi="Courier New"/>
+        </w:rPr>
+        <w:t>results/sensitivity_thresholds.csv</w:t>
+      </w:r>
+      <w:r>
+        <w:t>). The default thresholds (prevalence ≥ 10%, mean ≥ 1e-6) sit near the middle of the observed range, and qualitative conclusions are insensitive to the specific cutoffs chosen (Supplementary Table S1). The 1e-3 mean column retains only two pathways and effectively reduces the joint model to a near-species-only configuration.</w:t>
       </w:r>
     </w:p>
     <w:p>
@@ -191,7 +272,25 @@
     </w:p>
     <w:p>
       <w:r>
-        <w:t>Inclusion of age, sex, and BMI as covariates produced changes within sampling noise of the species-only baseline (per-cohort mean AUC 0.807): direct RF inclusion yielded 0.814, direct XGBoost 0.806, residualized RF 0.801, and residualized XGBoost 0.800. The 0.800–0.814 range overlaps the unadjusted baseline, confirming that the classifier's discrimination is not driven by demographic confounders.</w:t>
+        <w:t xml:space="preserve">Inclusion of age, sex, and BMI as covariates produced changes within sampling noise of the species-only baseline (per-cohort mean AUC 0.807; </w:t>
+      </w:r>
+      <w:r>
+        <w:rPr>
+          <w:rFonts w:ascii="Courier New" w:hAnsi="Courier New"/>
+        </w:rPr>
+        <w:t>results/baseline_results.csv</w:t>
+      </w:r>
+      <w:r>
+        <w:t>): direct RF inclusion yielded 0.814, direct XGBoost 0.806, residualized RF 0.801, and residualized XGBoost 0.800 (</w:t>
+      </w:r>
+      <w:r>
+        <w:rPr>
+          <w:rFonts w:ascii="Courier New" w:hAnsi="Courier New"/>
+        </w:rPr>
+        <w:t>results/confounder_results.csv</w:t>
+      </w:r>
+      <w:r>
+        <w:t>). The 0.800–0.814 range overlaps the unadjusted baseline, confirming that the classifier's discrimination is not driven by demographic confounders.</w:t>
       </w:r>
     </w:p>
     <w:p>
@@ -204,7 +303,16 @@
     </w:p>
     <w:p>
       <w:r>
-        <w:t>Per-fold ComBat correction on species features produced a per-cohort mean AUC of 0.815 versus 0.807 without correction (Δ +0.008), indicating that residual study-level batch effects in this curatedMetagenomicData subset are modest relative to the biological cross-cohort signal under country-aware LODO.</w:t>
+        <w:t xml:space="preserve">Per-fold ComBat correction on species features produced a per-cohort mean AUC of 0.815 versus 0.807 without correction (Δ +0.008; </w:t>
+      </w:r>
+      <w:r>
+        <w:rPr>
+          <w:rFonts w:ascii="Courier New" w:hAnsi="Courier New"/>
+        </w:rPr>
+        <w:t>results/combat_results.csv</w:t>
+      </w:r>
+      <w:r>
+        <w:t>), indicating that residual study-level batch effects in this curatedMetagenomicData subset are modest relative to the biological cross-cohort signal under country-aware LODO.</w:t>
       </w:r>
     </w:p>
     <w:p>
@@ -325,7 +433,34 @@
         <w:t>Control vs adenoma (H-vs-A):</w:t>
       </w:r>
       <w:r>
-        <w:t xml:space="preserve"> mean LODO AUC 0.561 (RF) and 0.579 (XGBoost) — near chance.</w:t>
+        <w:t xml:space="preserve"> mean LODO AUC 0.561 (RF) and 0.579 (XGBoost) — near chance (</w:t>
+      </w:r>
+      <w:r>
+        <w:rPr>
+          <w:rFonts w:ascii="Courier New" w:hAnsi="Courier New"/>
+        </w:rPr>
+        <w:t>results/adenoma_lodo_results.csv</w:t>
+      </w:r>
+      <w:r>
+        <w:t xml:space="preserve">, rows </w:t>
+      </w:r>
+      <w:r>
+        <w:rPr>
+          <w:rFonts w:ascii="Courier New" w:hAnsi="Courier New"/>
+        </w:rPr>
+        <w:t>h_vs_a_rf</w:t>
+      </w:r>
+      <w:r>
+        <w:t xml:space="preserve">, </w:t>
+      </w:r>
+      <w:r>
+        <w:rPr>
+          <w:rFonts w:ascii="Courier New" w:hAnsi="Courier New"/>
+        </w:rPr>
+        <w:t>h_vs_a_xgb</w:t>
+      </w:r>
+      <w:r>
+        <w:t>).</w:t>
       </w:r>
     </w:p>
     <w:p>
@@ -339,7 +474,34 @@
         <w:t>Adenoma vs CRC (A-vs-CRC):</w:t>
       </w:r>
       <w:r>
-        <w:t xml:space="preserve"> mean LODO AUC 0.671 (RF) and 0.617 (XGBoost) — moderate above-chance discrimination.</w:t>
+        <w:t xml:space="preserve"> mean LODO AUC 0.671 (RF) and 0.617 (XGBoost) — moderate above-chance discrimination (</w:t>
+      </w:r>
+      <w:r>
+        <w:rPr>
+          <w:rFonts w:ascii="Courier New" w:hAnsi="Courier New"/>
+        </w:rPr>
+        <w:t>results/adenoma_lodo_results.csv</w:t>
+      </w:r>
+      <w:r>
+        <w:t xml:space="preserve">, rows </w:t>
+      </w:r>
+      <w:r>
+        <w:rPr>
+          <w:rFonts w:ascii="Courier New" w:hAnsi="Courier New"/>
+        </w:rPr>
+        <w:t>a_vs_crc_rf</w:t>
+      </w:r>
+      <w:r>
+        <w:t xml:space="preserve">, </w:t>
+      </w:r>
+      <w:r>
+        <w:rPr>
+          <w:rFonts w:ascii="Courier New" w:hAnsi="Courier New"/>
+        </w:rPr>
+        <w:t>a_vs_crc_xgb</w:t>
+      </w:r>
+      <w:r>
+        <w:t>).</w:t>
       </w:r>
     </w:p>
     <w:p>

--- a/manuscript/CRC_Results.docx
+++ b/manuscript/CRC_Results.docx
@@ -247,10 +247,10 @@
         <w:rPr>
           <w:b/>
         </w:rPr>
-        <w:t>0.794 to 0.812</w:t>
+        <w:t>0.781 to 0.835</w:t>
       </w:r>
       <w:r>
-        <w:t xml:space="preserve"> (full-grid spread 0.018; </w:t>
+        <w:t xml:space="preserve"> (full-grid spread 0.055; </w:t>
       </w:r>
       <w:r>
         <w:rPr>
@@ -361,22 +361,13 @@
         <w:t>Fusobacterium nucleatum</w:t>
       </w:r>
       <w:r>
-        <w:t xml:space="preserve"> as the four highest-ranked features by mean absolute SHAP value (Figure 3). The top four features were identical in joint XGBoost up to rank order (</w:t>
+        <w:t xml:space="preserve"> as the four highest-ranked features by mean absolute SHAP value (Figure 3). The joint XGBoost top four overlap with RF on three of these (</w:t>
       </w:r>
       <w:r>
         <w:rPr>
           <w:i/>
         </w:rPr>
         <w:t>Gemella morbillorum</w:t>
-      </w:r>
-      <w:r>
-        <w:t xml:space="preserve">, </w:t>
-      </w:r>
-      <w:r>
-        <w:rPr>
-          <w:i/>
-        </w:rPr>
-        <w:t>Parvimonas micra</w:t>
       </w:r>
       <w:r>
         <w:t xml:space="preserve">, </w:t>
@@ -394,10 +385,19 @@
         <w:rPr>
           <w:i/>
         </w:rPr>
+        <w:t>Parvimonas micra</w:t>
+      </w:r>
+      <w:r>
+        <w:t xml:space="preserve">) and substitute </w:t>
+      </w:r>
+      <w:r>
+        <w:rPr>
+          <w:i/>
+        </w:rPr>
         <w:t>Streptococcus salivarius</w:t>
       </w:r>
       <w:r>
-        <w:t xml:space="preserve">, </w:t>
+        <w:t xml:space="preserve"> for </w:t>
       </w:r>
       <w:r>
         <w:rPr>
@@ -406,7 +406,16 @@
         <w:t>Fusobacterium nucleatum</w:t>
       </w:r>
       <w:r>
-        <w:t>). Among the top 15 features, 8 were shared between RF and XGBoost, indicating substantial concordance across architectures. The XGBoost top 15 additionally included two pathway features (PWY-6151: S-adenosyl-L-methionine cycle I; PWY0-162: superpathway of pyrimidine ribonucleotide de novo biosynthesis), consistent with the joint model's access to pathways but reinforcing that species features dominate the discriminative signal.</w:t>
+        <w:t xml:space="preserve"> at rank 4 (</w:t>
+      </w:r>
+      <w:r>
+        <w:rPr>
+          <w:i/>
+        </w:rPr>
+        <w:t>F. nucleatum</w:t>
+      </w:r>
+      <w:r>
+        <w:t xml:space="preserve"> remains in the XGBoost top six). Among the top 15 features, 8 were shared between RF and XGBoost, indicating substantial concordance across architectures. The XGBoost top 15 additionally included two pathway features (PWY-6151: S-adenosyl-L-methionine cycle I; PWY0-162: superpathway of pyrimidine ribonucleotide de novo biosynthesis), consistent with the joint model's access to pathways but reinforcing that species features dominate the discriminative signal.</w:t>
       </w:r>
     </w:p>
     <w:p>
